--- a/Cover_Letters/Shinoy_PLUS_Retail_Medior_Quality_Assurance_Engineer_Cover_Letter.docx
+++ b/Cover_Letters/Shinoy_PLUS_Retail_Medior_Quality_Assurance_Engineer_Cover_Letter.docx
@@ -35,7 +35,12 @@
     </w:p>
     <w:p>
       <w:r>
-        <w:t>In my previous roles at Tata Consultancy Services and Infosys, I worked extensively on designing test plans, writing test cases, and building automation frameworks using tools like Selenium and Playwright. I am very comfortable working closely with developers and product owners in Agile teams to ensure that every release is stable and user-friendly. I would love to bring this background in testing and process optimization to PLUS Retail.</w:t>
+        <w:t>With over 8 years of experience in quality assurance, I have spent my career designing robust test plans, performing functional and regression testing, and building automation frameworks with tools like Selenium and Playwright. I am very comfortable working in Agile teams alongside developers and product owners to make sure every release is stable and reliable.</w:t>
+      </w:r>
+    </w:p>
+    <w:p>
+      <w:r>
+        <w:t>I would love to bring my background in test automation and process optimization to PLUS Retail to help support your ongoing digital releases.</w:t>
       </w:r>
     </w:p>
     <w:p>

--- a/Cover_Letters/Shinoy_PLUS_Retail_Medior_Quality_Assurance_Engineer_Cover_Letter.docx
+++ b/Cover_Letters/Shinoy_PLUS_Retail_Medior_Quality_Assurance_Engineer_Cover_Letter.docx
@@ -35,12 +35,12 @@
     </w:p>
     <w:p>
       <w:r>
-        <w:t>With over 8 years of experience in quality assurance, I have spent my career designing robust test plans, performing functional and regression testing, and building automation frameworks with tools like Selenium and Playwright. I am very comfortable working in Agile teams alongside developers and product owners to make sure every release is stable and reliable.</w:t>
+        <w:t>With over eight years of experience as a QA engineer, I have a strong background in writing test cases, executing functional and regression tests, and improving test processes within Agile environments. I am comfortable working with tools like Selenium and Playwright, and I enjoy collaborating with developers and product owners to ensure every release is stable and reliable.</w:t>
       </w:r>
     </w:p>
     <w:p>
       <w:r>
-        <w:t>I would love to bring my background in test automation and process optimization to PLUS Retail to help support your ongoing digital releases.</w:t>
+        <w:t>I would welcome the opportunity to discuss how my practical testing experience and collaborative approach can help support the quality goals at PLUS Retail.</w:t>
       </w:r>
     </w:p>
     <w:p>

--- a/Cover_Letters/Shinoy_PLUS_Retail_Medior_Quality_Assurance_Engineer_Cover_Letter.docx
+++ b/Cover_Letters/Shinoy_PLUS_Retail_Medior_Quality_Assurance_Engineer_Cover_Letter.docx
@@ -14,7 +14,7 @@
     </w:p>
     <w:p>
       <w:r>
-        <w:t>August 23, 2026</w:t>
+        <w:t>September 13, 2026</w:t>
       </w:r>
     </w:p>
     <w:p>
@@ -25,7 +25,7 @@
     <w:p/>
     <w:p>
       <w:r>
-        <w:t>Hi Hiring Team,</w:t>
+        <w:t>Hi PLUS Retail Hiring Team,</w:t>
       </w:r>
     </w:p>
     <w:p>
@@ -35,12 +35,12 @@
     </w:p>
     <w:p>
       <w:r>
-        <w:t>With over eight years of experience as a QA engineer, I have a strong background in writing test cases, executing functional and regression tests, and improving test processes within Agile environments. I am comfortable working with tools like Selenium and Playwright, and I enjoy collaborating with developers and product owners to ensure every release is stable and reliable.</w:t>
+        <w:t>Your focus on building stable, user-friendly, and reliable information systems matches my background in testing core applications. Throughout my career, I have focused on writing thorough test plans, handling regression and functional testing, and guiding acceptance testing with users. I also rely on practical automation tools like Selenium and Playwright, alongside AI tools like Gemini Code Assist to help generate test scripts more efficiently.</w:t>
       </w:r>
     </w:p>
     <w:p>
       <w:r>
-        <w:t>I would welcome the opportunity to discuss how my practical testing experience and collaborative approach can help support the quality goals at PLUS Retail.</w:t>
+        <w:t>I am comfortable working alongside developers and product owners in Agile teams to spot risks early and keep releases stable. Joining PLUS Retail means I can apply these testing practices to help maintain your retail systems.</w:t>
       </w:r>
     </w:p>
     <w:p>

--- a/Cover_Letters/Shinoy_PLUS_Retail_Medior_Quality_Assurance_Engineer_Cover_Letter.docx
+++ b/Cover_Letters/Shinoy_PLUS_Retail_Medior_Quality_Assurance_Engineer_Cover_Letter.docx
@@ -14,7 +14,7 @@
     </w:p>
     <w:p>
       <w:r>
-        <w:t>September 13, 2026</w:t>
+        <w:t>October 05, 2026</w:t>
       </w:r>
     </w:p>
     <w:p>
@@ -35,12 +35,12 @@
     </w:p>
     <w:p>
       <w:r>
-        <w:t>Your focus on building stable, user-friendly, and reliable information systems matches my background in testing core applications. Throughout my career, I have focused on writing thorough test plans, handling regression and functional testing, and guiding acceptance testing with users. I also rely on practical automation tools like Selenium and Playwright, alongside AI tools like Gemini Code Assist to help generate test scripts more efficiently.</w:t>
+        <w:t>Your focus on structured testing and reliable releases at PLUS Retail matches my background in QA automation and manual testing. In my recent roles, I have worked on creating test automation frameworks from scratch, performing regression testing, and supporting acceptance testing with users. I am comfortable working alongside developers and product owners in Agile teams to track defects and ensure software reliability.</w:t>
       </w:r>
     </w:p>
     <w:p>
       <w:r>
-        <w:t>I am comfortable working alongside developers and product owners in Agile teams to spot risks early and keep releases stable. Joining PLUS Retail means I can apply these testing practices to help maintain your retail systems.</w:t>
+        <w:t>I also have experience using tools like Selenium and Playwright, and I've used Gemini Code Assist to help streamline test generation and deployment scripts. I would enjoy bringing this practical testing experience to your team to help maintain the quality of your systems.</w:t>
       </w:r>
     </w:p>
     <w:p>

--- a/Cover_Letters/Shinoy_PLUS_Retail_Medior_Quality_Assurance_Engineer_Cover_Letter.docx
+++ b/Cover_Letters/Shinoy_PLUS_Retail_Medior_Quality_Assurance_Engineer_Cover_Letter.docx
@@ -14,7 +14,7 @@
     </w:p>
     <w:p>
       <w:r>
-        <w:t>October 05, 2026</w:t>
+        <w:t>October 26, 2026</w:t>
       </w:r>
     </w:p>
     <w:p>
@@ -35,12 +35,12 @@
     </w:p>
     <w:p>
       <w:r>
-        <w:t>Your focus on structured testing and reliable releases at PLUS Retail matches my background in QA automation and manual testing. In my recent roles, I have worked on creating test automation frameworks from scratch, performing regression testing, and supporting acceptance testing with users. I am comfortable working alongside developers and product owners in Agile teams to track defects and ensure software reliability.</w:t>
+        <w:t>Your opening for a medior quality assurance engineer caught my attention because it focuses on practical test execution, risk analysis, and teamwork with developers and product owners. In my previous work with financial clients, I built automation frameworks using Java, Selenium, and Playwright, and I regularly worked with exploratory testing and backend database checks to keep releases stable.</w:t>
       </w:r>
     </w:p>
     <w:p>
       <w:r>
-        <w:t>I also have experience using tools like Selenium and Playwright, and I've used Gemini Code Assist to help streamline test generation and deployment scripts. I would enjoy bringing this practical testing experience to your team to help maintain the quality of your systems.</w:t>
+        <w:t>I also appreciate the chance to use tools like Gemini Code Assist to make test creation and script deployment more efficient. I would enjoy bringing this background to your retail systems and supporting your upcoming releases.</w:t>
       </w:r>
     </w:p>
     <w:p>
